--- a/Homeworks/ДомашняяРабота6.docx
+++ b/Homeworks/ДомашняяРабота6.docx
@@ -1147,10 +1147,19 @@
         <w:ind w:left="284" w:hanging="284"/>
       </w:pPr>
       <w:r>
-        <w:t xml:space="preserve">После анализа симметричной криптосистемы была получена следующая оценка стойкости в сведении к псевдослучайной функции </w:t>
+        <w:t xml:space="preserve">После анализа симметричной криптосистемы была получена следующая оценка </w:t>
+      </w:r>
+      <w:r>
+        <w:t>преимущества противника</w:t>
+      </w:r>
+      <w:r>
+        <w:t xml:space="preserve"> в сведении к псевдослучайной функции </w:t>
       </w:r>
       <m:oMath>
         <m:r>
+          <m:rPr>
+            <m:sty m:val="p"/>
+          </m:rPr>
           <w:rPr>
             <w:rFonts w:ascii="Cambria Math" w:hAnsi="Cambria Math"/>
           </w:rPr>
@@ -1245,31 +1254,49 @@
           <w:rPr>
             <w:rFonts w:ascii="Cambria Math" w:hAnsi="Cambria Math"/>
           </w:rPr>
-          <m:t>+Ad</m:t>
+          <m:t>+</m:t>
+        </m:r>
+        <m:r>
+          <m:rPr>
+            <m:sty m:val="p"/>
+          </m:rPr>
+          <w:rPr>
+            <w:rFonts w:ascii="Cambria Math" w:hAnsi="Cambria Math"/>
+            <w:lang w:val="en-US"/>
+          </w:rPr>
+          <m:t>PR</m:t>
         </m:r>
         <m:sSub>
           <m:sSubPr>
             <m:ctrlPr>
               <w:rPr>
                 <w:rFonts w:ascii="Cambria Math" w:hAnsi="Cambria Math"/>
-                <w:i/>
+                <w:lang w:val="en-US"/>
               </w:rPr>
             </m:ctrlPr>
           </m:sSubPr>
           <m:e>
             <m:r>
+              <m:rPr>
+                <m:sty m:val="p"/>
+              </m:rPr>
               <w:rPr>
                 <w:rFonts w:ascii="Cambria Math" w:hAnsi="Cambria Math"/>
-              </w:rPr>
-              <m:t>v</m:t>
+                <w:lang w:val="en-US"/>
+              </w:rPr>
+              <m:t>F</m:t>
             </m:r>
           </m:e>
           <m:sub>
             <m:r>
+              <m:rPr>
+                <m:sty m:val="p"/>
+              </m:rPr>
               <w:rPr>
                 <w:rFonts w:ascii="Cambria Math" w:hAnsi="Cambria Math"/>
-              </w:rPr>
-              <m:t>prf</m:t>
+                <w:lang w:val="en-US"/>
+              </w:rPr>
+              <m:t>adv</m:t>
             </m:r>
           </m:sub>
         </m:sSub>
@@ -1549,8 +1576,7 @@
           <w:p>
             <w:pPr>
               <w:rPr>
-                <w:i/>
-                <w:vertAlign w:val="subscript"/>
+                <w:rFonts w:eastAsiaTheme="minorEastAsia"/>
               </w:rPr>
             </w:pPr>
             <w:r>
@@ -1585,32 +1611,82 @@
               </w:rPr>
               <w:t>?</w:t>
             </w:r>
-            <w:r>
-              <w:rPr>
-                <w:rFonts w:eastAsiaTheme="minorEastAsia"/>
-              </w:rPr>
-              <w:t xml:space="preserve"> Как и ранее, криптосистема</w:t>
-            </w:r>
-            <w:bookmarkStart w:id="1" w:name="_GoBack"/>
-            <w:bookmarkEnd w:id="1"/>
-            <w:r>
-              <w:rPr>
-                <w:rFonts w:eastAsiaTheme="minorEastAsia"/>
-              </w:rPr>
-              <w:t xml:space="preserve"> является стойкой в модели, если величина </w:t>
-            </w:r>
+          </w:p>
+          <w:p>
+            <w:pPr>
+              <w:rPr>
+                <w:rFonts w:eastAsiaTheme="minorEastAsia"/>
+              </w:rPr>
+            </w:pPr>
+            <w:r>
+              <w:rPr>
+                <w:rFonts w:eastAsiaTheme="minorEastAsia"/>
+              </w:rPr>
+              <w:t>(</w:t>
+            </w:r>
+            <w:r>
+              <w:rPr>
+                <w:rFonts w:eastAsiaTheme="minorEastAsia"/>
+              </w:rPr>
+              <w:t>З</w:t>
+            </w:r>
+            <w:r>
+              <w:rPr>
+                <w:rFonts w:eastAsiaTheme="minorEastAsia"/>
+              </w:rPr>
+              <w:t>аписать в ответ да или нет)</w:t>
+            </w:r>
+            <w:r>
+              <w:rPr>
+                <w:rFonts w:eastAsiaTheme="minorEastAsia"/>
+              </w:rPr>
+              <w:t xml:space="preserve"> </w:t>
+            </w:r>
+            <w:r>
+              <w:rPr>
+                <w:rFonts w:eastAsiaTheme="minorEastAsia"/>
+              </w:rPr>
+              <w:t xml:space="preserve">Почему? (на </w:t>
+            </w:r>
+            <w:proofErr w:type="spellStart"/>
+            <w:r>
+              <w:rPr>
+                <w:rFonts w:eastAsiaTheme="minorEastAsia"/>
+              </w:rPr>
+              <w:t>доп</w:t>
+            </w:r>
+            <w:proofErr w:type="spellEnd"/>
+            <w:r>
+              <w:rPr>
+                <w:rFonts w:eastAsiaTheme="minorEastAsia"/>
+              </w:rPr>
+              <w:t xml:space="preserve"> листах)</w:t>
+            </w:r>
+            <w:r>
+              <w:rPr>
+                <w:rFonts w:eastAsiaTheme="minorEastAsia"/>
+              </w:rPr>
+              <w:t xml:space="preserve"> </w:t>
+            </w:r>
+          </w:p>
+          <w:p>
+            <w:pPr>
+              <w:rPr>
+                <w:rFonts w:eastAsiaTheme="minorEastAsia"/>
+              </w:rPr>
+            </w:pPr>
             <w:r>
               <w:rPr>
                 <w:rFonts w:eastAsiaTheme="minorEastAsia"/>
               </w:rPr>
               <w:lastRenderedPageBreak/>
-              <w:t>её преимущества для произвольного противника есть пренебрежимо малая от параметров криптосистемы.</w:t>
-            </w:r>
-            <w:r>
-              <w:rPr>
-                <w:rFonts w:eastAsiaTheme="minorEastAsia"/>
-              </w:rPr>
-              <w:t xml:space="preserve"> (записать в ответ да или нет) Почему? (на доп листах)</w:t>
+              <w:t>Как и ранее, криптосистема является стойкой в модели, если величина её преимущества для произвольного противника есть пренебрежимо малая от параметров криптосистемы.</w:t>
+            </w:r>
+            <w:r>
+              <w:rPr>
+                <w:rFonts w:eastAsiaTheme="minorEastAsia"/>
+              </w:rPr>
+              <w:t xml:space="preserve"> </w:t>
             </w:r>
           </w:p>
         </w:tc>
@@ -1703,15 +1779,8 @@
           <w:i/>
         </w:rPr>
       </w:pPr>
-    </w:p>
-    <w:p>
-      <w:pPr>
-        <w:ind w:left="708"/>
-        <w:rPr>
-          <w:rFonts w:eastAsiaTheme="minorEastAsia"/>
-          <w:i/>
-        </w:rPr>
-      </w:pPr>
+      <w:bookmarkStart w:id="1" w:name="_GoBack"/>
+      <w:bookmarkEnd w:id="1"/>
     </w:p>
     <w:p>
       <w:pPr>
@@ -3119,6 +3188,7 @@
     <w:lsdException w:name="HTML Sample" w:semiHidden="1" w:unhideWhenUsed="1"/>
     <w:lsdException w:name="HTML Typewriter" w:semiHidden="1" w:unhideWhenUsed="1"/>
     <w:lsdException w:name="HTML Variable" w:semiHidden="1" w:unhideWhenUsed="1"/>
+    <w:lsdException w:name="Normal Table" w:semiHidden="1" w:unhideWhenUsed="1"/>
     <w:lsdException w:name="annotation subject" w:semiHidden="1" w:unhideWhenUsed="1"/>
     <w:lsdException w:name="No List" w:semiHidden="1" w:unhideWhenUsed="1"/>
     <w:lsdException w:name="Outline List 1" w:semiHidden="1" w:unhideWhenUsed="1"/>
@@ -3162,8 +3232,10 @@
     <w:lsdException w:name="Table Elegant" w:semiHidden="1" w:unhideWhenUsed="1"/>
     <w:lsdException w:name="Table Professional" w:semiHidden="1" w:unhideWhenUsed="1"/>
     <w:lsdException w:name="Table Subtle 1" w:semiHidden="1" w:unhideWhenUsed="1"/>
+    <w:lsdException w:name="Table Subtle 2" w:semiHidden="1" w:unhideWhenUsed="1"/>
     <w:lsdException w:name="Table Web 1" w:semiHidden="1" w:unhideWhenUsed="1"/>
     <w:lsdException w:name="Table Web 2" w:semiHidden="1" w:unhideWhenUsed="1"/>
+    <w:lsdException w:name="Table Web 3" w:semiHidden="1" w:unhideWhenUsed="1"/>
     <w:lsdException w:name="Balloon Text" w:semiHidden="1" w:unhideWhenUsed="1"/>
     <w:lsdException w:name="Table Grid" w:uiPriority="39"/>
     <w:lsdException w:name="Table Theme" w:semiHidden="1" w:unhideWhenUsed="1"/>
@@ -3797,7 +3869,7 @@
 </file>
 
 <file path=customXml/itemProps1.xml><?xml version="1.0" encoding="utf-8"?>
-<ds:datastoreItem xmlns:ds="http://schemas.openxmlformats.org/officeDocument/2006/customXml" ds:itemID="{43020EB9-5CFD-43F5-9544-59650A34963E}">
+<ds:datastoreItem xmlns:ds="http://schemas.openxmlformats.org/officeDocument/2006/customXml" ds:itemID="{BC6128AF-18F3-430E-A89F-EC36284B396B}">
   <ds:schemaRefs>
     <ds:schemaRef ds:uri="http://schemas.openxmlformats.org/officeDocument/2006/bibliography"/>
   </ds:schemaRefs>
